--- a/Лаб2/ОБЩАЯ ХАРАКТЕРИСТИКА ПРИЛОЖЕНИЯ.docx
+++ b/Лаб2/ОБЩАЯ ХАРАКТЕРИСТИКА ПРИЛОЖЕНИЯ.docx
@@ -4,13 +4,20 @@
   <w:body>
     <w:p>
       <w:pPr>
-        <w:pStyle w:val="3"/>
-        <w:keepNext w:val="0"/>
-        <w:keepLines w:val="0"/>
-        <w:widowControl/>
-        <w:suppressLineNumbers w:val="0"/>
-        <w:ind w:left="0" w:leftChars="0" w:firstLine="0" w:firstLineChars="0"/>
-        <w:jc w:val="center"/>
+        <w:pStyle w:val="11"/>
+        <w:keepNext w:val="0"/>
+        <w:keepLines w:val="0"/>
+        <w:widowControl/>
+        <w:suppressLineNumbers w:val="0"/>
+        <w:pBdr>
+          <w:top w:val="none" w:color="auto" w:sz="0" w:space="0"/>
+          <w:left w:val="none" w:color="auto" w:sz="0" w:space="0"/>
+          <w:bottom w:val="none" w:color="auto" w:sz="0" w:space="0"/>
+          <w:right w:val="none" w:color="auto" w:sz="0" w:space="0"/>
+        </w:pBdr>
+        <w:wordWrap w:val="0"/>
+        <w:spacing w:before="0" w:beforeAutospacing="0" w:after="0" w:afterAutospacing="0" w:line="264" w:lineRule="atLeast"/>
+        <w:ind w:left="0" w:right="0" w:firstLine="0"/>
         <w:rPr>
           <w:rStyle w:val="9"/>
           <w:rFonts w:hint="default" w:ascii="Times New Roman" w:hAnsi="Times New Roman" w:cs="Times New Roman"/>
@@ -25,6 +32,33 @@
       </w:pPr>
       <w:r>
         <w:rPr>
+          <w:rFonts w:hint="default" w:ascii="Times New Roman" w:hAnsi="Times New Roman" w:eastAsia="Consolas" w:cs="Times New Roman"/>
+          <w:caps w:val="0"/>
+          <w:color w:val="000000" w:themeColor="text1"/>
+          <w:spacing w:val="0"/>
+          <w:sz w:val="28"/>
+          <w:szCs w:val="28"/>
+          <w14:textFill>
+            <w14:solidFill>
+              <w14:schemeClr w14:val="tx1"/>
+            </w14:solidFill>
+          </w14:textFill>
+        </w:rPr>
+        <w:t>Это лабораторная работа по Git. Ветка dev.</w:t>
+      </w:r>
+      <w:bookmarkStart w:id="0" w:name="_GoBack"/>
+      <w:bookmarkEnd w:id="0"/>
+    </w:p>
+    <w:p>
+      <w:pPr>
+        <w:pStyle w:val="3"/>
+        <w:keepNext w:val="0"/>
+        <w:keepLines w:val="0"/>
+        <w:widowControl/>
+        <w:suppressLineNumbers w:val="0"/>
+        <w:ind w:left="0" w:leftChars="0" w:firstLine="0" w:firstLineChars="0"/>
+        <w:jc w:val="center"/>
+        <w:rPr>
           <w:rStyle w:val="9"/>
           <w:rFonts w:hint="default" w:ascii="Times New Roman" w:hAnsi="Times New Roman" w:cs="Times New Roman"/>
           <w:b/>
@@ -35,10 +69,21 @@
           <w:szCs w:val="28"/>
           <w:lang w:val="ru-RU"/>
         </w:rPr>
+      </w:pPr>
+      <w:r>
+        <w:rPr>
+          <w:rStyle w:val="9"/>
+          <w:rFonts w:hint="default" w:ascii="Times New Roman" w:hAnsi="Times New Roman" w:cs="Times New Roman"/>
+          <w:b/>
+          <w:bCs/>
+          <w:i w:val="0"/>
+          <w:iCs w:val="0"/>
+          <w:sz w:val="28"/>
+          <w:szCs w:val="28"/>
+          <w:lang w:val="ru-RU"/>
+        </w:rPr>
         <w:t>ОБЩАЯ ХАРАКТЕРИСТИКА ПРИЛОЖЕНИЯ</w:t>
       </w:r>
-      <w:bookmarkStart w:id="0" w:name="_GoBack"/>
-      <w:bookmarkEnd w:id="0"/>
     </w:p>
     <w:p>
       <w:pPr>
@@ -299,6 +344,7 @@
     </w:p>
     <w:tbl>
       <w:tblPr>
+        <w:tblStyle w:val="7"/>
         <w:tblW w:w="0" w:type="auto"/>
         <w:tblCellSpacing w:w="15" w:type="dxa"/>
         <w:tblInd w:w="0" w:type="dxa"/>
@@ -310,7 +356,7 @@
           <w:insideH w:val="none" w:color="auto" w:sz="0" w:space="0"/>
           <w:insideV w:val="none" w:color="auto" w:sz="0" w:space="0"/>
         </w:tblBorders>
-        <w:shd w:val="clear"/>
+        <w:shd w:val="clear" w:color="auto" w:fill="auto"/>
         <w:tblLayout w:type="autofit"/>
         <w:tblCellMar>
           <w:top w:w="15" w:type="dxa"/>
@@ -333,7 +379,7 @@
             <w:insideH w:val="none" w:color="auto" w:sz="0" w:space="0"/>
             <w:insideV w:val="none" w:color="auto" w:sz="0" w:space="0"/>
           </w:tblBorders>
-          <w:shd w:val="clear"/>
+          <w:shd w:val="clear" w:color="auto" w:fill="auto"/>
           <w:tblCellMar>
             <w:top w:w="15" w:type="dxa"/>
             <w:left w:w="15" w:type="dxa"/>
@@ -348,7 +394,7 @@
         <w:tc>
           <w:tcPr>
             <w:tcW w:w="0" w:type="auto"/>
-            <w:shd w:val="clear"/>
+            <w:shd w:val="clear" w:color="auto" w:fill="auto"/>
             <w:vAlign w:val="center"/>
           </w:tcPr>
           <w:p>
@@ -384,7 +430,7 @@
         <w:tc>
           <w:tcPr>
             <w:tcW w:w="0" w:type="auto"/>
-            <w:shd w:val="clear"/>
+            <w:shd w:val="clear" w:color="auto" w:fill="auto"/>
             <w:vAlign w:val="center"/>
           </w:tcPr>
           <w:p>
@@ -428,6 +474,7 @@
             <w:insideH w:val="none" w:color="auto" w:sz="0" w:space="0"/>
             <w:insideV w:val="none" w:color="auto" w:sz="0" w:space="0"/>
           </w:tblBorders>
+          <w:shd w:val="clear" w:color="auto" w:fill="auto"/>
           <w:tblCellMar>
             <w:top w:w="15" w:type="dxa"/>
             <w:left w:w="15" w:type="dxa"/>
@@ -441,7 +488,7 @@
         <w:tc>
           <w:tcPr>
             <w:tcW w:w="0" w:type="auto"/>
-            <w:shd w:val="clear"/>
+            <w:shd w:val="clear" w:color="auto" w:fill="auto"/>
             <w:vAlign w:val="center"/>
           </w:tcPr>
           <w:p>
@@ -474,7 +521,7 @@
         <w:tc>
           <w:tcPr>
             <w:tcW w:w="0" w:type="auto"/>
-            <w:shd w:val="clear"/>
+            <w:shd w:val="clear" w:color="auto" w:fill="auto"/>
             <w:vAlign w:val="center"/>
           </w:tcPr>
           <w:p>
@@ -514,6 +561,7 @@
             <w:insideH w:val="none" w:color="auto" w:sz="0" w:space="0"/>
             <w:insideV w:val="none" w:color="auto" w:sz="0" w:space="0"/>
           </w:tblBorders>
+          <w:shd w:val="clear" w:color="auto" w:fill="auto"/>
           <w:tblCellMar>
             <w:top w:w="15" w:type="dxa"/>
             <w:left w:w="15" w:type="dxa"/>
@@ -527,7 +575,7 @@
         <w:tc>
           <w:tcPr>
             <w:tcW w:w="0" w:type="auto"/>
-            <w:shd w:val="clear"/>
+            <w:shd w:val="clear" w:color="auto" w:fill="auto"/>
             <w:vAlign w:val="center"/>
           </w:tcPr>
           <w:p>
@@ -560,7 +608,7 @@
         <w:tc>
           <w:tcPr>
             <w:tcW w:w="0" w:type="auto"/>
-            <w:shd w:val="clear"/>
+            <w:shd w:val="clear" w:color="auto" w:fill="auto"/>
             <w:vAlign w:val="center"/>
           </w:tcPr>
           <w:p>
@@ -613,7 +661,7 @@
         <w:tc>
           <w:tcPr>
             <w:tcW w:w="0" w:type="auto"/>
-            <w:shd w:val="clear"/>
+            <w:shd w:val="clear" w:color="auto" w:fill="auto"/>
             <w:vAlign w:val="center"/>
           </w:tcPr>
           <w:p>
@@ -646,7 +694,7 @@
         <w:tc>
           <w:tcPr>
             <w:tcW w:w="0" w:type="auto"/>
-            <w:shd w:val="clear"/>
+            <w:shd w:val="clear" w:color="auto" w:fill="auto"/>
             <w:vAlign w:val="center"/>
           </w:tcPr>
           <w:p>
@@ -686,6 +734,7 @@
             <w:insideH w:val="none" w:color="auto" w:sz="0" w:space="0"/>
             <w:insideV w:val="none" w:color="auto" w:sz="0" w:space="0"/>
           </w:tblBorders>
+          <w:shd w:val="clear" w:color="auto" w:fill="auto"/>
           <w:tblCellMar>
             <w:top w:w="15" w:type="dxa"/>
             <w:left w:w="15" w:type="dxa"/>
@@ -699,7 +748,7 @@
         <w:tc>
           <w:tcPr>
             <w:tcW w:w="0" w:type="auto"/>
-            <w:shd w:val="clear"/>
+            <w:shd w:val="clear" w:color="auto" w:fill="auto"/>
             <w:vAlign w:val="center"/>
           </w:tcPr>
           <w:p>
@@ -732,7 +781,7 @@
         <w:tc>
           <w:tcPr>
             <w:tcW w:w="0" w:type="auto"/>
-            <w:shd w:val="clear"/>
+            <w:shd w:val="clear" w:color="auto" w:fill="auto"/>
             <w:vAlign w:val="center"/>
           </w:tcPr>
           <w:p>
@@ -772,6 +821,7 @@
             <w:insideH w:val="none" w:color="auto" w:sz="0" w:space="0"/>
             <w:insideV w:val="none" w:color="auto" w:sz="0" w:space="0"/>
           </w:tblBorders>
+          <w:shd w:val="clear" w:color="auto" w:fill="auto"/>
           <w:tblCellMar>
             <w:top w:w="15" w:type="dxa"/>
             <w:left w:w="15" w:type="dxa"/>
@@ -785,7 +835,7 @@
         <w:tc>
           <w:tcPr>
             <w:tcW w:w="0" w:type="auto"/>
-            <w:shd w:val="clear"/>
+            <w:shd w:val="clear" w:color="auto" w:fill="auto"/>
             <w:vAlign w:val="center"/>
           </w:tcPr>
           <w:p>
@@ -818,7 +868,7 @@
         <w:tc>
           <w:tcPr>
             <w:tcW w:w="0" w:type="auto"/>
-            <w:shd w:val="clear"/>
+            <w:shd w:val="clear" w:color="auto" w:fill="auto"/>
             <w:vAlign w:val="center"/>
           </w:tcPr>
           <w:p>
@@ -858,6 +908,7 @@
             <w:insideH w:val="none" w:color="auto" w:sz="0" w:space="0"/>
             <w:insideV w:val="none" w:color="auto" w:sz="0" w:space="0"/>
           </w:tblBorders>
+          <w:shd w:val="clear" w:color="auto" w:fill="auto"/>
           <w:tblCellMar>
             <w:top w:w="15" w:type="dxa"/>
             <w:left w:w="15" w:type="dxa"/>
@@ -871,7 +922,7 @@
         <w:tc>
           <w:tcPr>
             <w:tcW w:w="0" w:type="auto"/>
-            <w:shd w:val="clear"/>
+            <w:shd w:val="clear" w:color="auto" w:fill="auto"/>
             <w:vAlign w:val="center"/>
           </w:tcPr>
           <w:p>
@@ -904,7 +955,7 @@
         <w:tc>
           <w:tcPr>
             <w:tcW w:w="0" w:type="auto"/>
-            <w:shd w:val="clear"/>
+            <w:shd w:val="clear" w:color="auto" w:fill="auto"/>
             <w:vAlign w:val="center"/>
           </w:tcPr>
           <w:p>
@@ -957,7 +1008,7 @@
         <w:tc>
           <w:tcPr>
             <w:tcW w:w="0" w:type="auto"/>
-            <w:shd w:val="clear"/>
+            <w:shd w:val="clear" w:color="auto" w:fill="auto"/>
             <w:vAlign w:val="center"/>
           </w:tcPr>
           <w:p>
@@ -990,7 +1041,7 @@
         <w:tc>
           <w:tcPr>
             <w:tcW w:w="0" w:type="auto"/>
-            <w:shd w:val="clear"/>
+            <w:shd w:val="clear" w:color="auto" w:fill="auto"/>
             <w:vAlign w:val="center"/>
           </w:tcPr>
           <w:p>
@@ -1043,7 +1094,7 @@
         <w:tc>
           <w:tcPr>
             <w:tcW w:w="0" w:type="auto"/>
-            <w:shd w:val="clear"/>
+            <w:shd w:val="clear" w:color="auto" w:fill="auto"/>
             <w:vAlign w:val="center"/>
           </w:tcPr>
           <w:p>
@@ -1076,7 +1127,7 @@
         <w:tc>
           <w:tcPr>
             <w:tcW w:w="0" w:type="auto"/>
-            <w:shd w:val="clear"/>
+            <w:shd w:val="clear" w:color="auto" w:fill="auto"/>
             <w:vAlign w:val="center"/>
           </w:tcPr>
           <w:p>
@@ -1128,7 +1179,7 @@
           <w:szCs w:val="28"/>
         </w:rPr>
         <w:pict>
-          <v:rect id="_x0000_i1026" o:spt="1" style="height:1.5pt;width:432pt;" fillcolor="#A0A0A0" filled="t" stroked="f" coordsize="21600,21600" o:hr="t" o:hrstd="t" o:hralign="center">
+          <v:rect id="_x0000_i1025" o:spt="1" style="height:1.5pt;width:432pt;" fillcolor="#A0A0A0" filled="t" stroked="f" coordsize="21600,21600" o:hr="t" o:hrstd="t" o:hralign="center">
             <v:path/>
             <v:fill on="t" focussize="0,0"/>
             <v:stroke on="f"/>
@@ -5027,6 +5078,7 @@
       <w:jc w:val="left"/>
     </w:pPr>
     <w:rPr>
+      <w:rFonts w:ascii="Times New Roman" w:hAnsi="Times New Roman" w:eastAsia="SimSun" w:cs="Times New Roman"/>
       <w:kern w:val="0"/>
       <w:sz w:val="24"/>
       <w:szCs w:val="24"/>
